--- a/Taller_DOM_Luca.docx
+++ b/Taller_DOM_Luca.docx
@@ -695,8 +695,6 @@
               </w:rPr>
               <w:t>Jhonnier santiago giraldo</w:t>
             </w:r>
-            <w:bookmarkStart w:id="0" w:name="_GoBack"/>
-            <w:bookmarkEnd w:id="0"/>
           </w:p>
         </w:tc>
         <w:tc>
@@ -9968,23 +9966,7 @@
               <w:t>Pegue aquí el enlace del repositorio de GitHub donde se encuentran todos los ejercicios (6 a 20):</w:t>
             </w:r>
           </w:p>
-          <w:p>
-            <w:r>
-              <w:rPr>
-                <w:rFonts w:ascii="Calibri" w:hAnsi="Calibri"/>
-                <w:sz w:val="20"/>
-                <w:highlight w:val="yellow"/>
-              </w:rPr>
-              <w:t>https://github.com/TU-USUARIO/taller-dom</w:t>
-            </w:r>
-            <w:r>
-              <w:rPr>
-                <w:i/>
-                <w:sz w:val="16"/>
-              </w:rPr>
-              <w:t xml:space="preserve">   ← reemplazar por el enlace real del repositorio</w:t>
-            </w:r>
-          </w:p>
+          <w:p/>
         </w:tc>
       </w:tr>
     </w:tbl>
@@ -10026,6 +10008,14 @@
         <w:szCs w:val="16"/>
       </w:rPr>
       <w:tab/>
+    </w:r>
+    <w:r>
+      <w:rPr>
+        <w:rFonts w:ascii="Calibri" w:hAnsi="Calibri" w:eastAsia="Calibri" w:cs="Calibri"/>
+        <w:color w:val="6B7280"/>
+        <w:sz w:val="16"/>
+        <w:szCs w:val="16"/>
+      </w:rPr>
       <w:t xml:space="preserve">Página </w:t>
     </w:r>
     <w:r>
@@ -10143,6 +10133,14 @@
         <w:szCs w:val="17"/>
       </w:rPr>
       <w:tab/>
+    </w:r>
+    <w:r>
+      <w:rPr>
+        <w:rFonts w:ascii="Calibri" w:hAnsi="Calibri" w:eastAsia="Calibri" w:cs="Calibri"/>
+        <w:color w:val="6B7280"/>
+        <w:sz w:val="17"/>
+        <w:szCs w:val="17"/>
+      </w:rPr>
       <w:t>Programación Web Creativa II</w:t>
     </w:r>
   </w:p>
